--- a/ALL_FILES/module-02-basic-chemistry-practice-quiz.docx
+++ b/ALL_FILES/module-02-basic-chemistry-practice-quiz.docx
@@ -24,9 +24,6 @@
       </w:r>
       <w:r>
         <w:t>Table salt (NaCl) forms when a sodium atom gives up an electron to a chlorine atom. What kind of bond holds the result together?</w:t>
-      </w:r>
-      <w:r>
-        <w:br/>
       </w:r>
       <w:r>
         <w:br/>
@@ -104,9 +101,6 @@
         <w:br/>
       </w:r>
       <w:r>
-        <w:br/>
-      </w:r>
-      <w:r>
         <w:t>A. Water is polar, so its partial charges pull on charged and polar molecules.</w:t>
       </w:r>
     </w:p>
@@ -179,9 +173,6 @@
         <w:br/>
       </w:r>
       <w:r>
-        <w:br/>
-      </w:r>
-      <w:r>
         <w:t>A. more basic, with fewer hydrogen ions</w:t>
       </w:r>
     </w:p>
@@ -249,9 +240,6 @@
       </w:r>
       <w:r>
         <w:t>Blood keeps a nearly steady pH even when acids enter it. What best explains this stability?</w:t>
-      </w:r>
-      <w:r>
-        <w:br/>
       </w:r>
       <w:r>
         <w:br/>

--- a/ALL_FILES/module-02-basic-chemistry-practice-quiz.docx
+++ b/ALL_FILES/module-02-basic-chemistry-practice-quiz.docx
@@ -16,288 +16,336 @@
       </w:r>
     </w:p>
     <w:p>
+      <w:pPr>
+        <w:keepNext/>
+        <w:keepLines/>
+      </w:pPr>
       <w:r>
-        <w:t xml:space="preserve">• </w:t>
-      </w:r>
-      <w:r>
-        <w:br/>
+        <w:t xml:space="preserve">1. </w:t>
       </w:r>
       <w:r>
         <w:t>Table salt (NaCl) forms when a sodium atom gives up an electron to a chlorine atom. What kind of bond holds the result together?</w:t>
       </w:r>
+    </w:p>
+    <w:p>
+      <w:pPr>
+        <w:keepNext/>
+        <w:keepLines/>
+      </w:pPr>
       <w:r>
-        <w:br/>
+        <w:t xml:space="preserve">• </w:t>
       </w:r>
       <w:r>
         <w:t>A. A covalent bond from shared electrons</w:t>
       </w:r>
     </w:p>
     <w:p>
+      <w:pPr>
+        <w:keepNext/>
+        <w:keepLines/>
+      </w:pPr>
       <w:r>
         <w:t xml:space="preserve">• </w:t>
-      </w:r>
-      <w:r>
-        <w:br/>
       </w:r>
       <w:r>
         <w:t>B. An ionic bond between oppositely charged ions</w:t>
       </w:r>
     </w:p>
     <w:p>
+      <w:pPr>
+        <w:keepNext/>
+        <w:keepLines/>
+      </w:pPr>
       <w:r>
         <w:t xml:space="preserve">• </w:t>
-      </w:r>
-      <w:r>
-        <w:br/>
       </w:r>
       <w:r>
         <w:t>C. A hydrogen bond</w:t>
       </w:r>
     </w:p>
     <w:p>
+      <w:pPr>
+        <w:keepNext/>
+        <w:keepLines/>
+      </w:pPr>
       <w:r>
         <w:t xml:space="preserve">• </w:t>
-      </w:r>
-      <w:r>
-        <w:br/>
       </w:r>
       <w:r>
         <w:t>D. No bond at all</w:t>
       </w:r>
     </w:p>
     <w:p>
+      <w:pPr>
+        <w:keepNext/>
+        <w:keepLines/>
+      </w:pPr>
       <w:r>
         <w:t xml:space="preserve">• </w:t>
-      </w:r>
-      <w:r>
-        <w:br/>
       </w:r>
       <w:r>
         <w:t>Answer: B</w:t>
       </w:r>
     </w:p>
     <w:p>
+      <w:pPr>
+        <w:keepNext w:val="0"/>
+        <w:keepLines/>
+      </w:pPr>
       <w:r>
         <w:t xml:space="preserve">• </w:t>
-      </w:r>
-      <w:r>
-        <w:br/>
       </w:r>
       <w:r>
         <w:t>Why: Transferring electrons creates charged ions that attract each other, which is an ionic bond. Sharing electrons instead would make a covalent bond.</w:t>
       </w:r>
     </w:p>
     <w:p>
+      <w:pPr>
+        <w:keepNext/>
+        <w:keepLines/>
+      </w:pPr>
       <w:r>
-        <w:t xml:space="preserve">• </w:t>
-      </w:r>
-      <w:r>
-        <w:br/>
+        <w:t xml:space="preserve">2. </w:t>
       </w:r>
       <w:r>
         <w:t>Why can water dissolve so many substances important to cells?</w:t>
       </w:r>
+    </w:p>
+    <w:p>
+      <w:pPr>
+        <w:keepNext/>
+        <w:keepLines/>
+      </w:pPr>
       <w:r>
-        <w:br/>
+        <w:t xml:space="preserve">• </w:t>
       </w:r>
       <w:r>
         <w:t>A. Water is polar, so its partial charges pull on charged and polar molecules.</w:t>
       </w:r>
     </w:p>
     <w:p>
+      <w:pPr>
+        <w:keepNext/>
+        <w:keepLines/>
+      </w:pPr>
       <w:r>
         <w:t xml:space="preserve">• </w:t>
-      </w:r>
-      <w:r>
-        <w:br/>
       </w:r>
       <w:r>
         <w:t>B. Water carries no charge anywhere in the molecule.</w:t>
       </w:r>
     </w:p>
     <w:p>
+      <w:pPr>
+        <w:keepNext/>
+        <w:keepLines/>
+      </w:pPr>
       <w:r>
         <w:t xml:space="preserve">• </w:t>
-      </w:r>
-      <w:r>
-        <w:br/>
       </w:r>
       <w:r>
         <w:t>C. Water is a pure element.</w:t>
       </w:r>
     </w:p>
     <w:p>
+      <w:pPr>
+        <w:keepNext/>
+        <w:keepLines/>
+      </w:pPr>
       <w:r>
         <w:t xml:space="preserve">• </w:t>
-      </w:r>
-      <w:r>
-        <w:br/>
       </w:r>
       <w:r>
         <w:t>D. Water is always strongly acidic.</w:t>
       </w:r>
     </w:p>
     <w:p>
+      <w:pPr>
+        <w:keepNext/>
+        <w:keepLines/>
+      </w:pPr>
       <w:r>
         <w:t xml:space="preserve">• </w:t>
-      </w:r>
-      <w:r>
-        <w:br/>
       </w:r>
       <w:r>
         <w:t>Answer: A</w:t>
       </w:r>
     </w:p>
     <w:p>
+      <w:pPr>
+        <w:keepNext w:val="0"/>
+        <w:keepLines/>
+      </w:pPr>
       <w:r>
         <w:t xml:space="preserve">• </w:t>
-      </w:r>
-      <w:r>
-        <w:br/>
       </w:r>
       <w:r>
         <w:t>Why: Water's polarity (uneven charge distribution) lets it surround and separate ions and polar molecules, so they dissolve.</w:t>
       </w:r>
     </w:p>
     <w:p>
+      <w:pPr>
+        <w:keepNext/>
+        <w:keepLines/>
+      </w:pPr>
       <w:r>
-        <w:t xml:space="preserve">• </w:t>
-      </w:r>
-      <w:r>
-        <w:br/>
+        <w:t xml:space="preserve">3. </w:t>
       </w:r>
       <w:r>
         <w:t>A solution changes from pH 7 to pH 4. This means it became:</w:t>
       </w:r>
+    </w:p>
+    <w:p>
+      <w:pPr>
+        <w:keepNext/>
+        <w:keepLines/>
+      </w:pPr>
       <w:r>
-        <w:br/>
+        <w:t xml:space="preserve">• </w:t>
       </w:r>
       <w:r>
         <w:t>A. more basic, with fewer hydrogen ions</w:t>
       </w:r>
     </w:p>
     <w:p>
+      <w:pPr>
+        <w:keepNext/>
+        <w:keepLines/>
+      </w:pPr>
       <w:r>
         <w:t xml:space="preserve">• </w:t>
-      </w:r>
-      <w:r>
-        <w:br/>
       </w:r>
       <w:r>
         <w:t>B. exactly neutral</w:t>
       </w:r>
     </w:p>
     <w:p>
+      <w:pPr>
+        <w:keepNext/>
+        <w:keepLines/>
+      </w:pPr>
       <w:r>
         <w:t xml:space="preserve">• </w:t>
-      </w:r>
-      <w:r>
-        <w:br/>
       </w:r>
       <w:r>
         <w:t>C. a pure element</w:t>
       </w:r>
     </w:p>
     <w:p>
+      <w:pPr>
+        <w:keepNext/>
+        <w:keepLines/>
+      </w:pPr>
       <w:r>
         <w:t xml:space="preserve">• </w:t>
-      </w:r>
-      <w:r>
-        <w:br/>
       </w:r>
       <w:r>
         <w:t>D. more acidic, with more hydrogen ions</w:t>
       </w:r>
     </w:p>
     <w:p>
+      <w:pPr>
+        <w:keepNext/>
+        <w:keepLines/>
+      </w:pPr>
       <w:r>
         <w:t xml:space="preserve">• </w:t>
-      </w:r>
-      <w:r>
-        <w:br/>
       </w:r>
       <w:r>
         <w:t>Answer: D</w:t>
       </w:r>
     </w:p>
     <w:p>
+      <w:pPr>
+        <w:keepNext w:val="0"/>
+        <w:keepLines/>
+      </w:pPr>
       <w:r>
         <w:t xml:space="preserve">• </w:t>
-      </w:r>
-      <w:r>
-        <w:br/>
       </w:r>
       <w:r>
         <w:t>Why: Lower pH means a higher concentration of hydrogen ions, which is more acidic.</w:t>
       </w:r>
     </w:p>
     <w:p>
+      <w:pPr>
+        <w:keepNext/>
+        <w:keepLines/>
+      </w:pPr>
       <w:r>
-        <w:t xml:space="preserve">• </w:t>
-      </w:r>
-      <w:r>
-        <w:br/>
+        <w:t xml:space="preserve">4. </w:t>
       </w:r>
       <w:r>
         <w:t>Blood keeps a nearly steady pH even when acids enter it. What best explains this stability?</w:t>
       </w:r>
+    </w:p>
+    <w:p>
+      <w:pPr>
+        <w:keepNext/>
+        <w:keepLines/>
+      </w:pPr>
       <w:r>
-        <w:br/>
+        <w:t xml:space="preserve">• </w:t>
       </w:r>
       <w:r>
         <w:t>A. Blood contains no water.</w:t>
       </w:r>
     </w:p>
     <w:p>
+      <w:pPr>
+        <w:keepNext/>
+        <w:keepLines/>
+      </w:pPr>
       <w:r>
         <w:t xml:space="preserve">• </w:t>
-      </w:r>
-      <w:r>
-        <w:br/>
       </w:r>
       <w:r>
         <w:t>B. Acids are unable to enter blood.</w:t>
       </w:r>
     </w:p>
     <w:p>
+      <w:pPr>
+        <w:keepNext/>
+        <w:keepLines/>
+      </w:pPr>
       <w:r>
         <w:t xml:space="preserve">• </w:t>
-      </w:r>
-      <w:r>
-        <w:br/>
       </w:r>
       <w:r>
         <w:t>C. A buffer resists pH change by absorbing or releasing hydrogen ions.</w:t>
       </w:r>
     </w:p>
     <w:p>
+      <w:pPr>
+        <w:keepNext/>
+        <w:keepLines/>
+      </w:pPr>
       <w:r>
         <w:t xml:space="preserve">• </w:t>
-      </w:r>
-      <w:r>
-        <w:br/>
       </w:r>
       <w:r>
         <w:t>D. pH never changes in any liquid.</w:t>
       </w:r>
     </w:p>
     <w:p>
+      <w:pPr>
+        <w:keepNext/>
+        <w:keepLines/>
+      </w:pPr>
       <w:r>
         <w:t xml:space="preserve">• </w:t>
-      </w:r>
-      <w:r>
-        <w:br/>
       </w:r>
       <w:r>
         <w:t>Answer: C</w:t>
       </w:r>
     </w:p>
     <w:p>
+      <w:pPr>
+        <w:keepNext w:val="0"/>
+        <w:keepLines/>
+      </w:pPr>
       <w:r>
         <w:t xml:space="preserve">• </w:t>
-      </w:r>
-      <w:r>
-        <w:br/>
       </w:r>
       <w:r>
         <w:t>Why: Buffers stabilize pH by taking up or releasing hydrogen ions, which protects enzymes and cell function.</w:t>
@@ -739,7 +787,7 @@
       <w:rFonts w:asciiTheme="majorHAnsi" w:eastAsiaTheme="majorEastAsia" w:hAnsiTheme="majorHAnsi" w:cstheme="majorBidi"/>
       <w:b/>
       <w:bCs/>
-      <w:color w:val="365F91" w:themeColor="accent1" w:themeShade="BF"/>
+      <w:color w:val="000000"/>
       <w:sz w:val="28"/>
       <w:szCs w:val="28"/>
     </w:rPr>
@@ -763,7 +811,7 @@
       <w:rFonts w:asciiTheme="majorHAnsi" w:eastAsiaTheme="majorEastAsia" w:hAnsiTheme="majorHAnsi" w:cstheme="majorBidi"/>
       <w:b/>
       <w:bCs/>
-      <w:color w:val="4F81BD" w:themeColor="accent1"/>
+      <w:color w:val="000000"/>
       <w:sz w:val="26"/>
       <w:szCs w:val="26"/>
     </w:rPr>
@@ -787,7 +835,7 @@
       <w:rFonts w:asciiTheme="majorHAnsi" w:eastAsiaTheme="majorEastAsia" w:hAnsiTheme="majorHAnsi" w:cstheme="majorBidi"/>
       <w:b/>
       <w:bCs/>
-      <w:color w:val="4F81BD" w:themeColor="accent1"/>
+      <w:color w:val="000000"/>
     </w:rPr>
   </w:style>
   <w:style w:type="paragraph" w:styleId="Heading4">
@@ -812,7 +860,7 @@
       <w:bCs/>
       <w:i/>
       <w:iCs/>
-      <w:color w:val="4F81BD" w:themeColor="accent1"/>
+      <w:color w:val="000000"/>
     </w:rPr>
   </w:style>
   <w:style w:type="paragraph" w:styleId="Heading5">
@@ -833,7 +881,7 @@
     </w:pPr>
     <w:rPr>
       <w:rFonts w:asciiTheme="majorHAnsi" w:eastAsiaTheme="majorEastAsia" w:hAnsiTheme="majorHAnsi" w:cstheme="majorBidi"/>
-      <w:color w:val="243F60" w:themeColor="accent1" w:themeShade="7F"/>
+      <w:color w:val="000000"/>
     </w:rPr>
   </w:style>
   <w:style w:type="paragraph" w:styleId="Heading6">
@@ -856,7 +904,7 @@
       <w:rFonts w:asciiTheme="majorHAnsi" w:eastAsiaTheme="majorEastAsia" w:hAnsiTheme="majorHAnsi" w:cstheme="majorBidi"/>
       <w:i/>
       <w:iCs/>
-      <w:color w:val="243F60" w:themeColor="accent1" w:themeShade="7F"/>
+      <w:color w:val="000000"/>
     </w:rPr>
   </w:style>
   <w:style w:type="paragraph" w:styleId="Heading7">
@@ -1026,7 +1074,7 @@
     </w:pPr>
     <w:rPr>
       <w:rFonts w:asciiTheme="majorHAnsi" w:eastAsiaTheme="majorEastAsia" w:hAnsiTheme="majorHAnsi" w:cstheme="majorBidi"/>
-      <w:color w:val="17365D" w:themeColor="text2" w:themeShade="BF"/>
+      <w:color w:val="000000"/>
       <w:spacing w:val="5"/>
       <w:kern w:val="28"/>
       <w:sz w:val="52"/>
@@ -1065,7 +1113,7 @@
       <w:rFonts w:asciiTheme="majorHAnsi" w:eastAsiaTheme="majorEastAsia" w:hAnsiTheme="majorHAnsi" w:cstheme="majorBidi"/>
       <w:i/>
       <w:iCs/>
-      <w:color w:val="4F81BD" w:themeColor="accent1"/>
+      <w:color w:val="000000"/>
       <w:spacing w:val="15"/>
       <w:sz w:val="24"/>
       <w:szCs w:val="24"/>
